--- a/policies/sources/Rules_of_Procedure_for_the_Board_of_Directors.docx
+++ b/policies/sources/Rules_of_Procedure_for_the_Board_of_Directors.docx
@@ -14,7 +14,8 @@
         <w:rPr>
           <w:lang w:val="en-GB"/>
         </w:rPr>
-        <w:lastRenderedPageBreak/>
+        <w:t>1</w:t>
+        <w:tab/>
         <w:t>Introduction</w:t>
       </w:r>
       <w:bookmarkEnd w:id="0"/>
@@ -158,6 +159,8 @@
           <w:szCs w:val="20"/>
           <w:lang w:val="en-GB"/>
         </w:rPr>
+        <w:t>2</w:t>
+        <w:tab/>
         <w:t>Composition and constitution of the Board of Directors</w:t>
       </w:r>
       <w:bookmarkEnd w:id="2"/>
@@ -409,6 +412,8 @@
           <w:szCs w:val="20"/>
           <w:lang w:val="en-GB"/>
         </w:rPr>
+        <w:t>3</w:t>
+        <w:tab/>
         <w:t>Meetings of the Board of Directors</w:t>
       </w:r>
       <w:bookmarkEnd w:id="3"/>
@@ -1236,6 +1241,8 @@
           <w:szCs w:val="20"/>
           <w:lang w:val="en-GB"/>
         </w:rPr>
+        <w:t>4</w:t>
+        <w:tab/>
         <w:t>Tasks and duties of the Board of Directors</w:t>
       </w:r>
       <w:bookmarkEnd w:id="4"/>
@@ -2811,6 +2818,8 @@
           <w:szCs w:val="20"/>
           <w:lang w:val="en-GB"/>
         </w:rPr>
+        <w:t>5</w:t>
+        <w:tab/>
         <w:t>Committees and other company bodies</w:t>
       </w:r>
       <w:bookmarkEnd w:id="5"/>
@@ -3021,6 +3030,8 @@
           <w:szCs w:val="20"/>
           <w:lang w:val="en-GB"/>
         </w:rPr>
+        <w:t>6</w:t>
+        <w:tab/>
         <w:t>Corporate Secretary</w:t>
       </w:r>
       <w:bookmarkEnd w:id="7"/>
@@ -3243,6 +3254,8 @@
           <w:szCs w:val="20"/>
           <w:lang w:val="en-GB"/>
         </w:rPr>
+        <w:t>7</w:t>
+        <w:tab/>
         <w:t>Evaluation, competencies and orientation</w:t>
       </w:r>
       <w:bookmarkEnd w:id="9"/>
@@ -3861,6 +3874,8 @@
           <w:szCs w:val="20"/>
           <w:lang w:val="en-GB"/>
         </w:rPr>
+        <w:t>8</w:t>
+        <w:tab/>
         <w:t>Conflicts of interest</w:t>
       </w:r>
       <w:bookmarkEnd w:id="10"/>
@@ -4158,6 +4173,8 @@
           <w:szCs w:val="20"/>
           <w:lang w:val="en-GB"/>
         </w:rPr>
+        <w:t>9</w:t>
+        <w:tab/>
         <w:t>Confidentiality</w:t>
       </w:r>
       <w:bookmarkEnd w:id="12"/>
@@ -4271,6 +4288,8 @@
           <w:szCs w:val="20"/>
           <w:lang w:val="en-GB"/>
         </w:rPr>
+        <w:t>10</w:t>
+        <w:tab/>
         <w:t>Internal rules and insider list</w:t>
       </w:r>
       <w:bookmarkEnd w:id="14"/>
@@ -4375,6 +4394,8 @@
           <w:szCs w:val="20"/>
           <w:lang w:val="en-GB"/>
         </w:rPr>
+        <w:t>11</w:t>
+        <w:tab/>
         <w:t>Share register, list of related parties and reporting obligations</w:t>
       </w:r>
       <w:bookmarkEnd w:id="16"/>
@@ -4591,6 +4612,8 @@
           <w:szCs w:val="20"/>
           <w:lang w:val="en-GB"/>
         </w:rPr>
+        <w:t>12</w:t>
+        <w:tab/>
         <w:t>Directors’ and officers’ liability insurance and indemnification</w:t>
       </w:r>
       <w:bookmarkEnd w:id="18"/>
@@ -4700,6 +4723,8 @@
           <w:szCs w:val="20"/>
           <w:lang w:val="en-GB"/>
         </w:rPr>
+        <w:t>13</w:t>
+        <w:tab/>
         <w:t>Whistleblower system</w:t>
       </w:r>
       <w:bookmarkEnd w:id="20"/>
@@ -4750,6 +4775,8 @@
           <w:szCs w:val="20"/>
           <w:lang w:val="en-GB"/>
         </w:rPr>
+        <w:t>14</w:t>
+        <w:tab/>
         <w:t>Disclosure obligations</w:t>
       </w:r>
       <w:bookmarkEnd w:id="22"/>
@@ -4800,6 +4827,8 @@
           <w:szCs w:val="20"/>
           <w:lang w:val="en-GB"/>
         </w:rPr>
+        <w:t>15</w:t>
+        <w:tab/>
         <w:t>Takeover scenario</w:t>
       </w:r>
       <w:bookmarkEnd w:id="24"/>
@@ -4850,7 +4879,8 @@
           <w:szCs w:val="20"/>
           <w:lang w:val="en-GB"/>
         </w:rPr>
-        <w:lastRenderedPageBreak/>
+        <w:t>16</w:t>
+        <w:tab/>
         <w:t>Communication</w:t>
       </w:r>
       <w:bookmarkEnd w:id="26"/>
@@ -4982,6 +5012,8 @@
           <w:szCs w:val="20"/>
           <w:lang w:val="en-GB"/>
         </w:rPr>
+        <w:t>17</w:t>
+        <w:tab/>
         <w:t>Review and amendment of the Rules of Procedure</w:t>
       </w:r>
       <w:bookmarkEnd w:id="28"/>
